--- a/pc_package/PCR-004_harvest.docx
+++ b/pc_package/PCR-004_harvest.docx
@@ -3938,7 +3938,7 @@
                     <w:jc w:val="center"/>
                   </w:pPr>
                   <w:r>
-                    <w:t xml:space="preserve">9e+03</w:t>
+                    <w:t xml:space="preserve">9,000</w:t>
                   </w:r>
                 </w:p>
               </w:tc>
@@ -5130,7 +5130,7 @@
                     <w:jc w:val="center"/>
                   </w:pPr>
                   <w:r>
-                    <w:t xml:space="preserve">9e+03</w:t>
+                    <w:t xml:space="preserve">9,000</w:t>
                   </w:r>
                 </w:p>
               </w:tc>
